--- a/lab5/10235501451唐屹.docx
+++ b/lab5/10235501451唐屹.docx
@@ -3,21 +3,1549 @@
 <w:document xmlns:wpc="http://schemas.microsoft.com/office/word/2010/wordprocessingCanvas" xmlns:cx="http://schemas.microsoft.com/office/drawing/2014/chartex" xmlns:cx1="http://schemas.microsoft.com/office/drawing/2015/9/8/chartex" xmlns:cx2="http://schemas.microsoft.com/office/drawing/2015/10/21/chartex" xmlns:cx3="http://schemas.microsoft.com/office/drawing/2016/5/9/chartex" xmlns:cx4="http://schemas.microsoft.com/office/drawing/2016/5/10/chartex" xmlns:cx5="http://schemas.microsoft.com/office/drawing/2016/5/11/chartex" xmlns:cx6="http://schemas.microsoft.com/office/drawing/2016/5/12/chartex" xmlns:cx7="http://schemas.microsoft.com/office/drawing/2016/5/13/chartex" xmlns:cx8="http://schemas.microsoft.com/office/drawing/2016/5/14/chartex" xmlns:mc="http://schemas.openxmlformats.org/markup-compatibility/2006" xmlns:aink="http://schemas.microsoft.com/office/drawing/2016/ink" xmlns:am3d="http://schemas.microsoft.com/office/drawing/2017/model3d" xmlns:o="urn:schemas-microsoft-com:office:office" xmlns:oel="http://schemas.microsoft.com/office/2019/extlst" xmlns:r="http://schemas.openxmlformats.org/officeDocument/2006/relationships" xmlns:m="http://schemas.openxmlformats.org/officeDocument/2006/math" xmlns:v="urn:schemas-microsoft-com:vml" xmlns:wp14="http://schemas.microsoft.com/office/word/2010/wordprocessingDrawing" xmlns:wp="http://schemas.openxmlformats.org/drawingml/2006/wordprocessingDrawing" xmlns:w10="urn:schemas-microsoft-com:office:word" xmlns:w="http://schemas.openxmlformats.org/wordprocessingml/2006/main" xmlns:w14="http://schemas.microsoft.com/office/word/2010/wordml" xmlns:w15="http://schemas.microsoft.com/office/word/2012/wordml" xmlns:w16cex="http://schemas.microsoft.com/office/word/2018/wordml/cex" xmlns:w16cid="http://schemas.microsoft.com/office/word/2016/wordml/cid" xmlns:w16="http://schemas.microsoft.com/office/word/2018/wordml" xmlns:w16du="http://schemas.microsoft.com/office/word/2023/wordml/word16du" xmlns:w16sdtdh="http://schemas.microsoft.com/office/word/2020/wordml/sdtdatahash" xmlns:w16sdtfl="http://schemas.microsoft.com/office/word/2024/wordml/sdtformatlock" xmlns:w16se="http://schemas.microsoft.com/office/word/2015/wordml/symex" xmlns:wpg="http://schemas.microsoft.com/office/word/2010/wordprocessingGroup" xmlns:wpi="http://schemas.microsoft.com/office/word/2010/wordprocessingInk" xmlns:wne="http://schemas.microsoft.com/office/word/2006/wordml" xmlns:wps="http://schemas.microsoft.com/office/word/2010/wordprocessingShape" mc:Ignorable="w14 w15 w16se w16cid w16 w16cex w16sdtdh w16sdtfl w16du wp14">
   <w:body>
     <w:p>
-      <w:r>
-        <w:rPr>
-          <w:rFonts w:hint="eastAsia"/>
+      <w:pPr>
+        <w:jc w:val="center"/>
+        <w:rPr>
+          <w:rFonts w:hint="eastAsia"/>
+          <w:sz w:val="28"/>
+          <w:szCs w:val="28"/>
+        </w:rPr>
+      </w:pPr>
+      <w:r>
+        <w:rPr>
+          <w:rFonts w:hint="eastAsia"/>
+          <w:sz w:val="28"/>
+          <w:szCs w:val="28"/>
         </w:rPr>
         <w:t>自然语言处理第5次实验报告</w:t>
       </w:r>
     </w:p>
     <w:p>
-      <w:r>
-        <w:rPr>
-          <w:rFonts w:hint="eastAsia"/>
+      <w:pPr>
+        <w:jc w:val="right"/>
+        <w:rPr>
+          <w:sz w:val="24"/>
+          <w:szCs w:val="24"/>
+        </w:rPr>
+      </w:pPr>
+      <w:r>
+        <w:rPr>
+          <w:rFonts w:hint="eastAsia"/>
+          <w:sz w:val="24"/>
+          <w:szCs w:val="24"/>
         </w:rPr>
         <w:t>10235501451 唐屹</w:t>
       </w:r>
     </w:p>
+    <w:p>
+      <w:pPr>
+        <w:pStyle w:val="a9"/>
+        <w:numPr>
+          <w:ilvl w:val="0"/>
+          <w:numId w:val="1"/>
+        </w:numPr>
+      </w:pPr>
+      <w:r>
+        <w:rPr>
+          <w:rFonts w:hint="eastAsia"/>
+        </w:rPr>
+        <w:t>代码讲解</w:t>
+      </w:r>
+    </w:p>
+    <w:p>
+      <w:pPr>
+        <w:rPr>
+          <w:rFonts w:hint="eastAsia"/>
+        </w:rPr>
+      </w:pPr>
+      <w:r>
+        <w:rPr>
+          <w:rFonts w:hint="eastAsia"/>
+        </w:rPr>
+        <w:t>完整代码可见</w:t>
+      </w:r>
+    </w:p>
+    <w:p>
+      <w:hyperlink r:id="rId5" w:history="1">
+        <w:r>
+          <w:rPr>
+            <w:rStyle w:val="ae"/>
+          </w:rPr>
+          <w:t>natural_language_processing/lab5/lab5.ipynb at main · dingzhen1145141919/natural_language_processing</w:t>
+        </w:r>
+      </w:hyperlink>
+    </w:p>
+    <w:p>
+      <w:r>
+        <w:drawing>
+          <wp:inline distT="0" distB="0" distL="0" distR="0" wp14:anchorId="77452568" wp14:editId="5D2BDD7D">
+            <wp:extent cx="3953619" cy="3398608"/>
+            <wp:effectExtent l="0" t="0" r="8890" b="0"/>
+            <wp:docPr id="1144705244" name="图片 1"/>
+            <wp:cNvGraphicFramePr>
+              <a:graphicFrameLocks xmlns:a="http://schemas.openxmlformats.org/drawingml/2006/main" noChangeAspect="1"/>
+            </wp:cNvGraphicFramePr>
+            <a:graphic xmlns:a="http://schemas.openxmlformats.org/drawingml/2006/main">
+              <a:graphicData uri="http://schemas.openxmlformats.org/drawingml/2006/picture">
+                <pic:pic xmlns:pic="http://schemas.openxmlformats.org/drawingml/2006/picture">
+                  <pic:nvPicPr>
+                    <pic:cNvPr id="1144705244" name=""/>
+                    <pic:cNvPicPr/>
+                  </pic:nvPicPr>
+                  <pic:blipFill>
+                    <a:blip r:embed="rId6"/>
+                    <a:stretch>
+                      <a:fillRect/>
+                    </a:stretch>
+                  </pic:blipFill>
+                  <pic:spPr>
+                    <a:xfrm>
+                      <a:off x="0" y="0"/>
+                      <a:ext cx="3959730" cy="3403861"/>
+                    </a:xfrm>
+                    <a:prstGeom prst="rect">
+                      <a:avLst/>
+                    </a:prstGeom>
+                  </pic:spPr>
+                </pic:pic>
+              </a:graphicData>
+            </a:graphic>
+          </wp:inline>
+        </w:drawing>
+      </w:r>
+    </w:p>
+    <w:p>
+      <w:r>
+        <w:rPr>
+          <w:rFonts w:hint="eastAsia"/>
+        </w:rPr>
+        <w:t>首先对于</w:t>
+      </w:r>
+      <w:proofErr w:type="spellStart"/>
+      <w:r>
+        <w:rPr>
+          <w:rFonts w:hint="eastAsia"/>
+        </w:rPr>
+        <w:t>dict</w:t>
+      </w:r>
+      <w:proofErr w:type="spellEnd"/>
+      <w:r>
+        <w:rPr>
+          <w:rFonts w:hint="eastAsia"/>
+        </w:rPr>
+        <w:t>文件进行统计，</w:t>
+      </w:r>
+      <w:r>
+        <w:rPr>
+          <w:rFonts w:hint="eastAsia"/>
+        </w:rPr>
+        <w:t>得到结果</w:t>
+      </w:r>
+    </w:p>
+    <w:p>
+      <w:r>
+        <w:drawing>
+          <wp:inline distT="0" distB="0" distL="0" distR="0" wp14:anchorId="36F450A8" wp14:editId="41B39829">
+            <wp:extent cx="1807657" cy="552506"/>
+            <wp:effectExtent l="0" t="0" r="2540" b="0"/>
+            <wp:docPr id="1730171281" name="图片 1"/>
+            <wp:cNvGraphicFramePr>
+              <a:graphicFrameLocks xmlns:a="http://schemas.openxmlformats.org/drawingml/2006/main" noChangeAspect="1"/>
+            </wp:cNvGraphicFramePr>
+            <a:graphic xmlns:a="http://schemas.openxmlformats.org/drawingml/2006/main">
+              <a:graphicData uri="http://schemas.openxmlformats.org/drawingml/2006/picture">
+                <pic:pic xmlns:pic="http://schemas.openxmlformats.org/drawingml/2006/picture">
+                  <pic:nvPicPr>
+                    <pic:cNvPr id="1730171281" name=""/>
+                    <pic:cNvPicPr/>
+                  </pic:nvPicPr>
+                  <pic:blipFill>
+                    <a:blip r:embed="rId7"/>
+                    <a:stretch>
+                      <a:fillRect/>
+                    </a:stretch>
+                  </pic:blipFill>
+                  <pic:spPr>
+                    <a:xfrm>
+                      <a:off x="0" y="0"/>
+                      <a:ext cx="1835562" cy="561035"/>
+                    </a:xfrm>
+                    <a:prstGeom prst="rect">
+                      <a:avLst/>
+                    </a:prstGeom>
+                  </pic:spPr>
+                </pic:pic>
+              </a:graphicData>
+            </a:graphic>
+          </wp:inline>
+        </w:drawing>
+      </w:r>
+    </w:p>
+    <w:p>
+      <w:r>
+        <w:t>假设用储存每个单词的文档频率和指向倒排记录表的指针的空间大小都是4B</w:t>
+      </w:r>
+      <w:r>
+        <w:rPr>
+          <w:rFonts w:hint="eastAsia"/>
+        </w:rPr>
+        <w:t>，</w:t>
+      </w:r>
+      <w:r>
+        <w:t>每个单词需要22B的空间来储存</w:t>
+      </w:r>
+      <w:r>
+        <w:rPr>
+          <w:rFonts w:hint="eastAsia"/>
+        </w:rPr>
+        <w:t>，</w:t>
+      </w:r>
+      <w:r>
+        <w:t>可以计算出采用顶常熟组储存的空间开销为：</w:t>
+      </w:r>
+    </w:p>
+    <w:p>
+      <w:pPr>
+        <w:rPr>
+          <w:b/>
+          <w:bCs/>
+          <w:color w:val="FF0000"/>
+        </w:rPr>
+      </w:pPr>
+      <w:r>
+        <w:rPr>
+          <w:b/>
+          <w:bCs/>
+          <w:color w:val="FF0000"/>
+        </w:rPr>
+        <w:t>（</w:t>
+      </w:r>
+      <w:r>
+        <w:rPr>
+          <w:color w:val="FF0000"/>
+        </w:rPr>
+        <w:t>22+4+4）×87980 = 2639400B</w:t>
+      </w:r>
+    </w:p>
+    <w:p>
+      <w:pPr>
+        <w:rPr>
+          <w:b/>
+          <w:bCs/>
+        </w:rPr>
+      </w:pPr>
+      <w:r>
+        <w:rPr>
+          <w:b/>
+          <w:bCs/>
+        </w:rPr>
+        <w:drawing>
+          <wp:inline distT="0" distB="0" distL="0" distR="0" wp14:anchorId="2F7DEA03" wp14:editId="10DD7A85">
+            <wp:extent cx="4399605" cy="2219931"/>
+            <wp:effectExtent l="0" t="0" r="1270" b="9525"/>
+            <wp:docPr id="742786685" name="图片 1"/>
+            <wp:cNvGraphicFramePr>
+              <a:graphicFrameLocks xmlns:a="http://schemas.openxmlformats.org/drawingml/2006/main" noChangeAspect="1"/>
+            </wp:cNvGraphicFramePr>
+            <a:graphic xmlns:a="http://schemas.openxmlformats.org/drawingml/2006/main">
+              <a:graphicData uri="http://schemas.openxmlformats.org/drawingml/2006/picture">
+                <pic:pic xmlns:pic="http://schemas.openxmlformats.org/drawingml/2006/picture">
+                  <pic:nvPicPr>
+                    <pic:cNvPr id="742786685" name=""/>
+                    <pic:cNvPicPr/>
+                  </pic:nvPicPr>
+                  <pic:blipFill>
+                    <a:blip r:embed="rId8"/>
+                    <a:stretch>
+                      <a:fillRect/>
+                    </a:stretch>
+                  </pic:blipFill>
+                  <pic:spPr>
+                    <a:xfrm>
+                      <a:off x="0" y="0"/>
+                      <a:ext cx="4412796" cy="2226587"/>
+                    </a:xfrm>
+                    <a:prstGeom prst="rect">
+                      <a:avLst/>
+                    </a:prstGeom>
+                  </pic:spPr>
+                </pic:pic>
+              </a:graphicData>
+            </a:graphic>
+          </wp:inline>
+        </w:drawing>
+      </w:r>
+    </w:p>
+    <w:p>
+      <w:r>
+        <w:rPr>
+          <w:rFonts w:hint="eastAsia"/>
+        </w:rPr>
+        <w:lastRenderedPageBreak/>
+        <w:t>将原来词典先压缩成字符串</w:t>
+      </w:r>
+      <w:r>
+        <w:rPr>
+          <w:rFonts w:hint="eastAsia"/>
+        </w:rPr>
+        <w:t>，部分示意结果</w:t>
+      </w:r>
+    </w:p>
+    <w:p>
+      <w:r>
+        <w:drawing>
+          <wp:inline distT="0" distB="0" distL="0" distR="0" wp14:anchorId="1478459B" wp14:editId="0C30A632">
+            <wp:extent cx="5274310" cy="714375"/>
+            <wp:effectExtent l="0" t="0" r="2540" b="9525"/>
+            <wp:docPr id="211324957" name="图片 1"/>
+            <wp:cNvGraphicFramePr>
+              <a:graphicFrameLocks xmlns:a="http://schemas.openxmlformats.org/drawingml/2006/main" noChangeAspect="1"/>
+            </wp:cNvGraphicFramePr>
+            <a:graphic xmlns:a="http://schemas.openxmlformats.org/drawingml/2006/main">
+              <a:graphicData uri="http://schemas.openxmlformats.org/drawingml/2006/picture">
+                <pic:pic xmlns:pic="http://schemas.openxmlformats.org/drawingml/2006/picture">
+                  <pic:nvPicPr>
+                    <pic:cNvPr id="211324957" name=""/>
+                    <pic:cNvPicPr/>
+                  </pic:nvPicPr>
+                  <pic:blipFill>
+                    <a:blip r:embed="rId9"/>
+                    <a:stretch>
+                      <a:fillRect/>
+                    </a:stretch>
+                  </pic:blipFill>
+                  <pic:spPr>
+                    <a:xfrm>
+                      <a:off x="0" y="0"/>
+                      <a:ext cx="5274310" cy="714375"/>
+                    </a:xfrm>
+                    <a:prstGeom prst="rect">
+                      <a:avLst/>
+                    </a:prstGeom>
+                  </pic:spPr>
+                </pic:pic>
+              </a:graphicData>
+            </a:graphic>
+          </wp:inline>
+        </w:drawing>
+      </w:r>
+    </w:p>
+    <w:p>
+      <w:pPr>
+        <w:rPr>
+          <w:rFonts w:hint="eastAsia"/>
+        </w:rPr>
+      </w:pPr>
+    </w:p>
+    <w:p>
+      <w:r>
+        <w:rPr>
+          <w:rFonts w:hint="eastAsia"/>
+        </w:rPr>
+        <w:t>主要函数说明</w:t>
+      </w:r>
+    </w:p>
+    <w:p>
+      <w:pPr>
+        <w:rPr>
+          <w:rFonts w:hint="eastAsia"/>
+        </w:rPr>
+      </w:pPr>
+      <w:r>
+        <w:drawing>
+          <wp:inline distT="0" distB="0" distL="0" distR="0" wp14:anchorId="23FCDCCD" wp14:editId="31446FD9">
+            <wp:extent cx="4000500" cy="1947270"/>
+            <wp:effectExtent l="0" t="0" r="0" b="0"/>
+            <wp:docPr id="1645101293" name="图片 1"/>
+            <wp:cNvGraphicFramePr>
+              <a:graphicFrameLocks xmlns:a="http://schemas.openxmlformats.org/drawingml/2006/main" noChangeAspect="1"/>
+            </wp:cNvGraphicFramePr>
+            <a:graphic xmlns:a="http://schemas.openxmlformats.org/drawingml/2006/main">
+              <a:graphicData uri="http://schemas.openxmlformats.org/drawingml/2006/picture">
+                <pic:pic xmlns:pic="http://schemas.openxmlformats.org/drawingml/2006/picture">
+                  <pic:nvPicPr>
+                    <pic:cNvPr id="1645101293" name=""/>
+                    <pic:cNvPicPr/>
+                  </pic:nvPicPr>
+                  <pic:blipFill>
+                    <a:blip r:embed="rId10"/>
+                    <a:stretch>
+                      <a:fillRect/>
+                    </a:stretch>
+                  </pic:blipFill>
+                  <pic:spPr>
+                    <a:xfrm>
+                      <a:off x="0" y="0"/>
+                      <a:ext cx="4019577" cy="1956556"/>
+                    </a:xfrm>
+                    <a:prstGeom prst="rect">
+                      <a:avLst/>
+                    </a:prstGeom>
+                  </pic:spPr>
+                </pic:pic>
+              </a:graphicData>
+            </a:graphic>
+          </wp:inline>
+        </w:drawing>
+      </w:r>
+    </w:p>
+    <w:p>
+      <w:r>
+        <w:rPr>
+          <w:rFonts w:hint="eastAsia"/>
+        </w:rPr>
+        <w:t>接收一个整数k和字符串</w:t>
+      </w:r>
+      <w:proofErr w:type="spellStart"/>
+      <w:r>
+        <w:rPr>
+          <w:rFonts w:hint="eastAsia"/>
+        </w:rPr>
+        <w:t>query_word</w:t>
+      </w:r>
+      <w:proofErr w:type="spellEnd"/>
+    </w:p>
+    <w:p>
+      <w:r>
+        <w:drawing>
+          <wp:inline distT="0" distB="0" distL="0" distR="0" wp14:anchorId="3824C271" wp14:editId="40A454EC">
+            <wp:extent cx="4165012" cy="1930066"/>
+            <wp:effectExtent l="0" t="0" r="6985" b="0"/>
+            <wp:docPr id="1861907130" name="图片 1"/>
+            <wp:cNvGraphicFramePr>
+              <a:graphicFrameLocks xmlns:a="http://schemas.openxmlformats.org/drawingml/2006/main" noChangeAspect="1"/>
+            </wp:cNvGraphicFramePr>
+            <a:graphic xmlns:a="http://schemas.openxmlformats.org/drawingml/2006/main">
+              <a:graphicData uri="http://schemas.openxmlformats.org/drawingml/2006/picture">
+                <pic:pic xmlns:pic="http://schemas.openxmlformats.org/drawingml/2006/picture">
+                  <pic:nvPicPr>
+                    <pic:cNvPr id="1861907130" name=""/>
+                    <pic:cNvPicPr/>
+                  </pic:nvPicPr>
+                  <pic:blipFill>
+                    <a:blip r:embed="rId11"/>
+                    <a:stretch>
+                      <a:fillRect/>
+                    </a:stretch>
+                  </pic:blipFill>
+                  <pic:spPr>
+                    <a:xfrm>
+                      <a:off x="0" y="0"/>
+                      <a:ext cx="4188518" cy="1940959"/>
+                    </a:xfrm>
+                    <a:prstGeom prst="rect">
+                      <a:avLst/>
+                    </a:prstGeom>
+                  </pic:spPr>
+                </pic:pic>
+              </a:graphicData>
+            </a:graphic>
+          </wp:inline>
+        </w:drawing>
+      </w:r>
+    </w:p>
+    <w:p>
+      <w:r>
+        <w:rPr>
+          <w:rFonts w:hint="eastAsia"/>
+        </w:rPr>
+        <w:t>提高查询效率，首先对输入有初步判断，对于特殊情况直接报错</w:t>
+      </w:r>
+    </w:p>
+    <w:p>
+      <w:r>
+        <w:drawing>
+          <wp:inline distT="0" distB="0" distL="0" distR="0" wp14:anchorId="18E9F366" wp14:editId="01608CF3">
+            <wp:extent cx="3016250" cy="1167136"/>
+            <wp:effectExtent l="0" t="0" r="0" b="0"/>
+            <wp:docPr id="994121291" name="图片 1"/>
+            <wp:cNvGraphicFramePr>
+              <a:graphicFrameLocks xmlns:a="http://schemas.openxmlformats.org/drawingml/2006/main" noChangeAspect="1"/>
+            </wp:cNvGraphicFramePr>
+            <a:graphic xmlns:a="http://schemas.openxmlformats.org/drawingml/2006/main">
+              <a:graphicData uri="http://schemas.openxmlformats.org/drawingml/2006/picture">
+                <pic:pic xmlns:pic="http://schemas.openxmlformats.org/drawingml/2006/picture">
+                  <pic:nvPicPr>
+                    <pic:cNvPr id="994121291" name=""/>
+                    <pic:cNvPicPr/>
+                  </pic:nvPicPr>
+                  <pic:blipFill>
+                    <a:blip r:embed="rId12"/>
+                    <a:stretch>
+                      <a:fillRect/>
+                    </a:stretch>
+                  </pic:blipFill>
+                  <pic:spPr>
+                    <a:xfrm>
+                      <a:off x="0" y="0"/>
+                      <a:ext cx="3033250" cy="1173714"/>
+                    </a:xfrm>
+                    <a:prstGeom prst="rect">
+                      <a:avLst/>
+                    </a:prstGeom>
+                  </pic:spPr>
+                </pic:pic>
+              </a:graphicData>
+            </a:graphic>
+          </wp:inline>
+        </w:drawing>
+      </w:r>
+    </w:p>
+    <w:p>
+      <w:r>
+        <w:rPr>
+          <w:rFonts w:hint="eastAsia"/>
+        </w:rPr>
+        <w:t>对于一组词，通过遍历寻找其最长前缀</w:t>
+      </w:r>
+    </w:p>
+    <w:p>
+      <w:pPr>
+        <w:rPr>
+          <w:rFonts w:hint="eastAsia"/>
+          <w:color w:val="FF0000"/>
+        </w:rPr>
+      </w:pPr>
+      <w:r>
+        <w:rPr>
+          <w:rFonts w:hint="eastAsia"/>
+          <w:color w:val="FF0000"/>
+        </w:rPr>
+        <w:t>(能够这样用的原因是因为</w:t>
+      </w:r>
+      <w:proofErr w:type="spellStart"/>
+      <w:r>
+        <w:rPr>
+          <w:rFonts w:hint="eastAsia"/>
+          <w:color w:val="FF0000"/>
+        </w:rPr>
+        <w:t>dict</w:t>
+      </w:r>
+      <w:proofErr w:type="spellEnd"/>
+      <w:r>
+        <w:rPr>
+          <w:rFonts w:hint="eastAsia"/>
+          <w:color w:val="FF0000"/>
+        </w:rPr>
+        <w:t>文件和处理后的文件都是按照字典序排列的)</w:t>
+      </w:r>
+    </w:p>
+    <w:p>
+      <w:r>
+        <w:lastRenderedPageBreak/>
+        <w:drawing>
+          <wp:inline distT="0" distB="0" distL="0" distR="0" wp14:anchorId="30B7747F" wp14:editId="3FEC1CA0">
+            <wp:extent cx="3816350" cy="2213722"/>
+            <wp:effectExtent l="0" t="0" r="0" b="0"/>
+            <wp:docPr id="1407294471" name="图片 1"/>
+            <wp:cNvGraphicFramePr>
+              <a:graphicFrameLocks xmlns:a="http://schemas.openxmlformats.org/drawingml/2006/main" noChangeAspect="1"/>
+            </wp:cNvGraphicFramePr>
+            <a:graphic xmlns:a="http://schemas.openxmlformats.org/drawingml/2006/main">
+              <a:graphicData uri="http://schemas.openxmlformats.org/drawingml/2006/picture">
+                <pic:pic xmlns:pic="http://schemas.openxmlformats.org/drawingml/2006/picture">
+                  <pic:nvPicPr>
+                    <pic:cNvPr id="1407294471" name=""/>
+                    <pic:cNvPicPr/>
+                  </pic:nvPicPr>
+                  <pic:blipFill>
+                    <a:blip r:embed="rId13"/>
+                    <a:stretch>
+                      <a:fillRect/>
+                    </a:stretch>
+                  </pic:blipFill>
+                  <pic:spPr>
+                    <a:xfrm>
+                      <a:off x="0" y="0"/>
+                      <a:ext cx="3818650" cy="2215056"/>
+                    </a:xfrm>
+                    <a:prstGeom prst="rect">
+                      <a:avLst/>
+                    </a:prstGeom>
+                  </pic:spPr>
+                </pic:pic>
+              </a:graphicData>
+            </a:graphic>
+          </wp:inline>
+        </w:drawing>
+      </w:r>
+    </w:p>
+    <w:p>
+      <w:r>
+        <w:t>将单词列表按 </w:t>
+      </w:r>
+      <w:r>
+        <w:rPr>
+          <w:b/>
+          <w:bCs/>
+        </w:rPr>
+        <w:t>共享公共前缀</w:t>
+      </w:r>
+      <w:r>
+        <w:t xml:space="preserve"> 分组，返回 (prefix, </w:t>
+      </w:r>
+      <w:proofErr w:type="spellStart"/>
+      <w:r>
+        <w:t>group_words</w:t>
+      </w:r>
+      <w:proofErr w:type="spellEnd"/>
+      <w:r>
+        <w:t>) 的形式。</w:t>
+      </w:r>
+    </w:p>
+    <w:p>
+      <w:r>
+        <w:t>遍历单词列表，依次比较</w:t>
+      </w:r>
+      <w:proofErr w:type="gramStart"/>
+      <w:r>
+        <w:t>当前词</w:t>
+      </w:r>
+      <w:proofErr w:type="gramEnd"/>
+      <w:r>
+        <w:t>与后续词的公共前缀。</w:t>
+      </w:r>
+    </w:p>
+    <w:p>
+      <w:r>
+        <w:t>如果公共前缀长度 ≥ 1，则继续合并；否则停止分组。</w:t>
+      </w:r>
+    </w:p>
+    <w:p>
+      <w:r>
+        <w:drawing>
+          <wp:inline distT="0" distB="0" distL="0" distR="0" wp14:anchorId="300ABF79" wp14:editId="54A4C6BC">
+            <wp:extent cx="4408639" cy="3177766"/>
+            <wp:effectExtent l="0" t="0" r="0" b="3810"/>
+            <wp:docPr id="1584668166" name="图片 1"/>
+            <wp:cNvGraphicFramePr>
+              <a:graphicFrameLocks xmlns:a="http://schemas.openxmlformats.org/drawingml/2006/main" noChangeAspect="1"/>
+            </wp:cNvGraphicFramePr>
+            <a:graphic xmlns:a="http://schemas.openxmlformats.org/drawingml/2006/main">
+              <a:graphicData uri="http://schemas.openxmlformats.org/drawingml/2006/picture">
+                <pic:pic xmlns:pic="http://schemas.openxmlformats.org/drawingml/2006/picture">
+                  <pic:nvPicPr>
+                    <pic:cNvPr id="1584668166" name=""/>
+                    <pic:cNvPicPr/>
+                  </pic:nvPicPr>
+                  <pic:blipFill>
+                    <a:blip r:embed="rId14"/>
+                    <a:stretch>
+                      <a:fillRect/>
+                    </a:stretch>
+                  </pic:blipFill>
+                  <pic:spPr>
+                    <a:xfrm>
+                      <a:off x="0" y="0"/>
+                      <a:ext cx="4411429" cy="3179777"/>
+                    </a:xfrm>
+                    <a:prstGeom prst="rect">
+                      <a:avLst/>
+                    </a:prstGeom>
+                  </pic:spPr>
+                </pic:pic>
+              </a:graphicData>
+            </a:graphic>
+          </wp:inline>
+        </w:drawing>
+      </w:r>
+      <w:r>
+        <w:br/>
+        <w:t>对一个块内的单词进行压缩编码，使用前缀+后缀方式减少重复存储。</w:t>
+      </w:r>
+    </w:p>
+    <w:p>
+      <w:r>
+        <w:t>对每个</w:t>
+      </w:r>
+      <w:r>
+        <w:rPr>
+          <w:rFonts w:hint="eastAsia"/>
+        </w:rPr>
+        <w:t>块，</w:t>
+      </w:r>
+      <w:r>
+        <w:t>如果多个单词共享前缀 → 存储一次前缀 + 后缀信息</w:t>
+      </w:r>
+      <w:r>
+        <w:rPr>
+          <w:rFonts w:hint="eastAsia"/>
+        </w:rPr>
+        <w:t>，</w:t>
+      </w:r>
+      <w:r>
+        <w:t>如果只有一个单词 → 直接存储该单词。前缀用 </w:t>
+      </w:r>
+      <w:proofErr w:type="spellStart"/>
+      <w:r>
+        <w:t>len</w:t>
+      </w:r>
+      <w:proofErr w:type="spellEnd"/>
+      <w:r>
+        <w:t>(prefix)prefix* 表示</w:t>
+      </w:r>
+      <w:r>
+        <w:rPr>
+          <w:rFonts w:hint="eastAsia"/>
+        </w:rPr>
+        <w:t>，</w:t>
+      </w:r>
+      <w:r>
+        <w:t>后缀用 </w:t>
+      </w:r>
+      <w:proofErr w:type="spellStart"/>
+      <w:r>
+        <w:t>len</w:t>
+      </w:r>
+      <w:proofErr w:type="spellEnd"/>
+      <w:r>
+        <w:t>(suffix)$suffix 表示</w:t>
+      </w:r>
+    </w:p>
+    <w:p>
+      <w:pPr>
+        <w:rPr>
+          <w:rFonts w:hint="eastAsia"/>
+        </w:rPr>
+      </w:pPr>
+      <w:r>
+        <w:lastRenderedPageBreak/>
+        <w:drawing>
+          <wp:inline distT="0" distB="0" distL="0" distR="0" wp14:anchorId="09032180" wp14:editId="1234C496">
+            <wp:extent cx="4479420" cy="3322622"/>
+            <wp:effectExtent l="0" t="0" r="0" b="0"/>
+            <wp:docPr id="215142698" name="图片 1"/>
+            <wp:cNvGraphicFramePr>
+              <a:graphicFrameLocks xmlns:a="http://schemas.openxmlformats.org/drawingml/2006/main" noChangeAspect="1"/>
+            </wp:cNvGraphicFramePr>
+            <a:graphic xmlns:a="http://schemas.openxmlformats.org/drawingml/2006/main">
+              <a:graphicData uri="http://schemas.openxmlformats.org/drawingml/2006/picture">
+                <pic:pic xmlns:pic="http://schemas.openxmlformats.org/drawingml/2006/picture">
+                  <pic:nvPicPr>
+                    <pic:cNvPr id="215142698" name=""/>
+                    <pic:cNvPicPr/>
+                  </pic:nvPicPr>
+                  <pic:blipFill>
+                    <a:blip r:embed="rId15"/>
+                    <a:stretch>
+                      <a:fillRect/>
+                    </a:stretch>
+                  </pic:blipFill>
+                  <pic:spPr>
+                    <a:xfrm>
+                      <a:off x="0" y="0"/>
+                      <a:ext cx="4485421" cy="3327073"/>
+                    </a:xfrm>
+                    <a:prstGeom prst="rect">
+                      <a:avLst/>
+                    </a:prstGeom>
+                  </pic:spPr>
+                </pic:pic>
+              </a:graphicData>
+            </a:graphic>
+          </wp:inline>
+        </w:drawing>
+      </w:r>
+    </w:p>
+    <w:p>
+      <w:r>
+        <w:t>将原始压缩字符串切分成大小为 k 的块，并对每个块调用 </w:t>
+      </w:r>
+      <w:proofErr w:type="spellStart"/>
+      <w:r>
+        <w:t>compress_block</w:t>
+      </w:r>
+      <w:proofErr w:type="spellEnd"/>
+      <w:r>
+        <w:t>()，构建索引位置数组。</w:t>
+      </w:r>
+    </w:p>
+    <w:p>
+      <w:pPr>
+        <w:pStyle w:val="a9"/>
+        <w:numPr>
+          <w:ilvl w:val="0"/>
+          <w:numId w:val="1"/>
+        </w:numPr>
+      </w:pPr>
+      <w:r>
+        <w:rPr>
+          <w:rFonts w:hint="eastAsia"/>
+        </w:rPr>
+        <w:t>实验结果</w:t>
+      </w:r>
+    </w:p>
+    <w:p>
+      <w:pPr>
+        <w:pStyle w:val="a9"/>
+        <w:ind w:left="420"/>
+      </w:pPr>
+      <w:r>
+        <w:rPr>
+          <w:rFonts w:hint="eastAsia"/>
+        </w:rPr>
+        <w:t>对于单词</w:t>
+      </w:r>
+      <w:proofErr w:type="gramStart"/>
+      <w:r>
+        <w:t>”</w:t>
+      </w:r>
+      <w:proofErr w:type="spellStart"/>
+      <w:proofErr w:type="gramEnd"/>
+      <w:r>
+        <w:rPr>
+          <w:rFonts w:hint="eastAsia"/>
+        </w:rPr>
+        <w:t>abey</w:t>
+      </w:r>
+      <w:proofErr w:type="spellEnd"/>
+      <w:proofErr w:type="gramStart"/>
+      <w:r>
+        <w:t>”</w:t>
+      </w:r>
+      <w:proofErr w:type="gramEnd"/>
+      <w:r>
+        <w:rPr>
+          <w:rFonts w:hint="eastAsia"/>
+        </w:rPr>
+        <w:t>进行查询，并且尝试k=1,10,100,1000,10000的不同情况</w:t>
+      </w:r>
+    </w:p>
+    <w:p>
+      <w:pPr>
+        <w:pStyle w:val="a9"/>
+        <w:ind w:left="420"/>
+        <w:rPr>
+          <w:rFonts w:hint="eastAsia"/>
+          <w:color w:val="FF0000"/>
+        </w:rPr>
+      </w:pPr>
+      <w:r>
+        <w:rPr>
+          <w:rFonts w:hint="eastAsia"/>
+          <w:color w:val="FF0000"/>
+        </w:rPr>
+        <w:t>(这里的压缩率是指压缩后所占的空间除以不压缩前所占空间)</w:t>
+      </w:r>
+    </w:p>
+    <w:p>
+      <w:pPr>
+        <w:pStyle w:val="a9"/>
+        <w:ind w:left="420"/>
+        <w:rPr>
+          <w:rFonts w:hint="eastAsia"/>
+        </w:rPr>
+      </w:pPr>
+      <w:r>
+        <w:rPr>
+          <w:rFonts w:hint="eastAsia"/>
+        </w:rPr>
+        <w:t>K=1</w:t>
+      </w:r>
+    </w:p>
+    <w:p>
+      <w:pPr>
+        <w:pStyle w:val="a9"/>
+        <w:ind w:left="420"/>
+      </w:pPr>
+      <w:r>
+        <w:drawing>
+          <wp:inline distT="0" distB="0" distL="0" distR="0" wp14:anchorId="4BCF640B" wp14:editId="4FA6F19D">
+            <wp:extent cx="5274310" cy="501015"/>
+            <wp:effectExtent l="0" t="0" r="2540" b="0"/>
+            <wp:docPr id="1388160542" name="图片 1"/>
+            <wp:cNvGraphicFramePr>
+              <a:graphicFrameLocks xmlns:a="http://schemas.openxmlformats.org/drawingml/2006/main" noChangeAspect="1"/>
+            </wp:cNvGraphicFramePr>
+            <a:graphic xmlns:a="http://schemas.openxmlformats.org/drawingml/2006/main">
+              <a:graphicData uri="http://schemas.openxmlformats.org/drawingml/2006/picture">
+                <pic:pic xmlns:pic="http://schemas.openxmlformats.org/drawingml/2006/picture">
+                  <pic:nvPicPr>
+                    <pic:cNvPr id="1388160542" name=""/>
+                    <pic:cNvPicPr/>
+                  </pic:nvPicPr>
+                  <pic:blipFill>
+                    <a:blip r:embed="rId16"/>
+                    <a:stretch>
+                      <a:fillRect/>
+                    </a:stretch>
+                  </pic:blipFill>
+                  <pic:spPr>
+                    <a:xfrm>
+                      <a:off x="0" y="0"/>
+                      <a:ext cx="5274310" cy="501015"/>
+                    </a:xfrm>
+                    <a:prstGeom prst="rect">
+                      <a:avLst/>
+                    </a:prstGeom>
+                  </pic:spPr>
+                </pic:pic>
+              </a:graphicData>
+            </a:graphic>
+          </wp:inline>
+        </w:drawing>
+      </w:r>
+    </w:p>
+    <w:p>
+      <w:pPr>
+        <w:pStyle w:val="a9"/>
+        <w:ind w:left="420"/>
+        <w:rPr>
+          <w:rFonts w:hint="eastAsia"/>
+        </w:rPr>
+      </w:pPr>
+      <w:r>
+        <w:rPr>
+          <w:rFonts w:hint="eastAsia"/>
+        </w:rPr>
+        <w:t>K=10</w:t>
+      </w:r>
+    </w:p>
+    <w:p>
+      <w:pPr>
+        <w:pStyle w:val="a9"/>
+        <w:ind w:left="420"/>
+        <w:rPr>
+          <w:rFonts w:hint="eastAsia"/>
+        </w:rPr>
+      </w:pPr>
+      <w:r>
+        <w:drawing>
+          <wp:inline distT="0" distB="0" distL="0" distR="0" wp14:anchorId="43D1087A" wp14:editId="32F145CB">
+            <wp:extent cx="5274310" cy="508000"/>
+            <wp:effectExtent l="0" t="0" r="2540" b="6350"/>
+            <wp:docPr id="1805564981" name="图片 1"/>
+            <wp:cNvGraphicFramePr>
+              <a:graphicFrameLocks xmlns:a="http://schemas.openxmlformats.org/drawingml/2006/main" noChangeAspect="1"/>
+            </wp:cNvGraphicFramePr>
+            <a:graphic xmlns:a="http://schemas.openxmlformats.org/drawingml/2006/main">
+              <a:graphicData uri="http://schemas.openxmlformats.org/drawingml/2006/picture">
+                <pic:pic xmlns:pic="http://schemas.openxmlformats.org/drawingml/2006/picture">
+                  <pic:nvPicPr>
+                    <pic:cNvPr id="1805564981" name=""/>
+                    <pic:cNvPicPr/>
+                  </pic:nvPicPr>
+                  <pic:blipFill>
+                    <a:blip r:embed="rId17"/>
+                    <a:stretch>
+                      <a:fillRect/>
+                    </a:stretch>
+                  </pic:blipFill>
+                  <pic:spPr>
+                    <a:xfrm>
+                      <a:off x="0" y="0"/>
+                      <a:ext cx="5274310" cy="508000"/>
+                    </a:xfrm>
+                    <a:prstGeom prst="rect">
+                      <a:avLst/>
+                    </a:prstGeom>
+                  </pic:spPr>
+                </pic:pic>
+              </a:graphicData>
+            </a:graphic>
+          </wp:inline>
+        </w:drawing>
+      </w:r>
+    </w:p>
+    <w:p>
+      <w:pPr>
+        <w:pStyle w:val="a9"/>
+        <w:ind w:left="420"/>
+      </w:pPr>
+      <w:r>
+        <w:rPr>
+          <w:rFonts w:hint="eastAsia"/>
+        </w:rPr>
+        <w:t>K=100</w:t>
+      </w:r>
+    </w:p>
+    <w:p>
+      <w:pPr>
+        <w:pStyle w:val="a9"/>
+        <w:ind w:left="420"/>
+      </w:pPr>
+      <w:r>
+        <w:drawing>
+          <wp:inline distT="0" distB="0" distL="0" distR="0" wp14:anchorId="4AAAE87F" wp14:editId="6F2CB079">
+            <wp:extent cx="5274310" cy="529590"/>
+            <wp:effectExtent l="0" t="0" r="2540" b="3810"/>
+            <wp:docPr id="786461958" name="图片 1"/>
+            <wp:cNvGraphicFramePr>
+              <a:graphicFrameLocks xmlns:a="http://schemas.openxmlformats.org/drawingml/2006/main" noChangeAspect="1"/>
+            </wp:cNvGraphicFramePr>
+            <a:graphic xmlns:a="http://schemas.openxmlformats.org/drawingml/2006/main">
+              <a:graphicData uri="http://schemas.openxmlformats.org/drawingml/2006/picture">
+                <pic:pic xmlns:pic="http://schemas.openxmlformats.org/drawingml/2006/picture">
+                  <pic:nvPicPr>
+                    <pic:cNvPr id="786461958" name=""/>
+                    <pic:cNvPicPr/>
+                  </pic:nvPicPr>
+                  <pic:blipFill>
+                    <a:blip r:embed="rId18"/>
+                    <a:stretch>
+                      <a:fillRect/>
+                    </a:stretch>
+                  </pic:blipFill>
+                  <pic:spPr>
+                    <a:xfrm>
+                      <a:off x="0" y="0"/>
+                      <a:ext cx="5274310" cy="529590"/>
+                    </a:xfrm>
+                    <a:prstGeom prst="rect">
+                      <a:avLst/>
+                    </a:prstGeom>
+                  </pic:spPr>
+                </pic:pic>
+              </a:graphicData>
+            </a:graphic>
+          </wp:inline>
+        </w:drawing>
+      </w:r>
+    </w:p>
+    <w:p>
+      <w:pPr>
+        <w:pStyle w:val="a9"/>
+        <w:ind w:left="420"/>
+      </w:pPr>
+      <w:r>
+        <w:rPr>
+          <w:rFonts w:hint="eastAsia"/>
+        </w:rPr>
+        <w:t>K=1000</w:t>
+      </w:r>
+    </w:p>
+    <w:p>
+      <w:pPr>
+        <w:pStyle w:val="a9"/>
+        <w:ind w:left="420"/>
+      </w:pPr>
+      <w:r>
+        <w:drawing>
+          <wp:inline distT="0" distB="0" distL="0" distR="0" wp14:anchorId="20DE140E" wp14:editId="1DC6ED06">
+            <wp:extent cx="5274310" cy="521970"/>
+            <wp:effectExtent l="0" t="0" r="2540" b="0"/>
+            <wp:docPr id="1501929926" name="图片 1"/>
+            <wp:cNvGraphicFramePr>
+              <a:graphicFrameLocks xmlns:a="http://schemas.openxmlformats.org/drawingml/2006/main" noChangeAspect="1"/>
+            </wp:cNvGraphicFramePr>
+            <a:graphic xmlns:a="http://schemas.openxmlformats.org/drawingml/2006/main">
+              <a:graphicData uri="http://schemas.openxmlformats.org/drawingml/2006/picture">
+                <pic:pic xmlns:pic="http://schemas.openxmlformats.org/drawingml/2006/picture">
+                  <pic:nvPicPr>
+                    <pic:cNvPr id="1501929926" name=""/>
+                    <pic:cNvPicPr/>
+                  </pic:nvPicPr>
+                  <pic:blipFill>
+                    <a:blip r:embed="rId19"/>
+                    <a:stretch>
+                      <a:fillRect/>
+                    </a:stretch>
+                  </pic:blipFill>
+                  <pic:spPr>
+                    <a:xfrm>
+                      <a:off x="0" y="0"/>
+                      <a:ext cx="5274310" cy="521970"/>
+                    </a:xfrm>
+                    <a:prstGeom prst="rect">
+                      <a:avLst/>
+                    </a:prstGeom>
+                  </pic:spPr>
+                </pic:pic>
+              </a:graphicData>
+            </a:graphic>
+          </wp:inline>
+        </w:drawing>
+      </w:r>
+    </w:p>
+    <w:p>
+      <w:pPr>
+        <w:pStyle w:val="a9"/>
+        <w:ind w:left="420"/>
+      </w:pPr>
+      <w:r>
+        <w:rPr>
+          <w:rFonts w:hint="eastAsia"/>
+        </w:rPr>
+        <w:t>K=10000</w:t>
+      </w:r>
+    </w:p>
+    <w:p>
+      <w:pPr>
+        <w:pStyle w:val="a9"/>
+        <w:ind w:left="420"/>
+        <w:rPr>
+          <w:rFonts w:hint="eastAsia"/>
+        </w:rPr>
+      </w:pPr>
+      <w:r>
+        <w:drawing>
+          <wp:inline distT="0" distB="0" distL="0" distR="0" wp14:anchorId="7D75EC9C" wp14:editId="2F9A4C1E">
+            <wp:extent cx="5274310" cy="482600"/>
+            <wp:effectExtent l="0" t="0" r="2540" b="0"/>
+            <wp:docPr id="678897858" name="图片 1"/>
+            <wp:cNvGraphicFramePr>
+              <a:graphicFrameLocks xmlns:a="http://schemas.openxmlformats.org/drawingml/2006/main" noChangeAspect="1"/>
+            </wp:cNvGraphicFramePr>
+            <a:graphic xmlns:a="http://schemas.openxmlformats.org/drawingml/2006/main">
+              <a:graphicData uri="http://schemas.openxmlformats.org/drawingml/2006/picture">
+                <pic:pic xmlns:pic="http://schemas.openxmlformats.org/drawingml/2006/picture">
+                  <pic:nvPicPr>
+                    <pic:cNvPr id="678897858" name=""/>
+                    <pic:cNvPicPr/>
+                  </pic:nvPicPr>
+                  <pic:blipFill>
+                    <a:blip r:embed="rId20"/>
+                    <a:stretch>
+                      <a:fillRect/>
+                    </a:stretch>
+                  </pic:blipFill>
+                  <pic:spPr>
+                    <a:xfrm>
+                      <a:off x="0" y="0"/>
+                      <a:ext cx="5274310" cy="482600"/>
+                    </a:xfrm>
+                    <a:prstGeom prst="rect">
+                      <a:avLst/>
+                    </a:prstGeom>
+                  </pic:spPr>
+                </pic:pic>
+              </a:graphicData>
+            </a:graphic>
+          </wp:inline>
+        </w:drawing>
+      </w:r>
+    </w:p>
+    <w:p>
+      <w:pPr>
+        <w:rPr>
+          <w:rFonts w:hint="eastAsia"/>
+        </w:rPr>
+      </w:pPr>
+    </w:p>
+    <w:p>
+      <w:pPr>
+        <w:rPr>
+          <w:rFonts w:hint="eastAsia"/>
+        </w:rPr>
+      </w:pPr>
+    </w:p>
+    <w:p>
+      <w:pPr>
+        <w:rPr>
+          <w:rFonts w:hint="eastAsia"/>
+        </w:rPr>
+      </w:pPr>
+    </w:p>
+    <w:p>
+      <w:pPr>
+        <w:pStyle w:val="a9"/>
+        <w:numPr>
+          <w:ilvl w:val="0"/>
+          <w:numId w:val="1"/>
+        </w:numPr>
+      </w:pPr>
+      <w:r>
+        <w:rPr>
+          <w:rFonts w:hint="eastAsia"/>
+        </w:rPr>
+        <w:t>实验总结及创新点</w:t>
+      </w:r>
+    </w:p>
+    <w:p>
+      <w:pPr>
+        <w:pStyle w:val="a9"/>
+        <w:ind w:left="420"/>
+      </w:pPr>
+      <w:r>
+        <w:rPr>
+          <w:rFonts w:hint="eastAsia"/>
+        </w:rPr>
+        <w:t>根据结果输出，我们发现k越大，查询时间越长（</w:t>
+      </w:r>
+      <w:proofErr w:type="gramStart"/>
+      <w:r>
+        <w:rPr>
+          <w:rFonts w:hint="eastAsia"/>
+        </w:rPr>
+        <w:t>每个块越大</w:t>
+      </w:r>
+      <w:proofErr w:type="gramEnd"/>
+      <w:r>
+        <w:rPr>
+          <w:rFonts w:hint="eastAsia"/>
+        </w:rPr>
+        <w:t>，遍历块的时间越长）</w:t>
+      </w:r>
+    </w:p>
+    <w:p>
+      <w:pPr>
+        <w:pStyle w:val="a9"/>
+        <w:ind w:left="420"/>
+      </w:pPr>
+      <w:r>
+        <w:rPr>
+          <w:rFonts w:hint="eastAsia"/>
+        </w:rPr>
+        <w:t>压缩效果先降低后升高，猜测原因是当k越大时，同一个块的</w:t>
+      </w:r>
+      <w:r>
+        <w:rPr>
+          <w:rFonts w:hint="eastAsia"/>
+        </w:rPr>
+        <w:t>单词增加，公共前缀减少，反而通过使用公共前缀</w:t>
+      </w:r>
+      <w:proofErr w:type="gramStart"/>
+      <w:r>
+        <w:rPr>
+          <w:rFonts w:hint="eastAsia"/>
+        </w:rPr>
+        <w:t>缩短词项字符串</w:t>
+      </w:r>
+      <w:proofErr w:type="gramEnd"/>
+      <w:r>
+        <w:rPr>
+          <w:rFonts w:hint="eastAsia"/>
+        </w:rPr>
+        <w:t>的可能性减小</w:t>
+      </w:r>
+    </w:p>
+    <w:p>
+      <w:pPr>
+        <w:pStyle w:val="a9"/>
+        <w:ind w:left="420"/>
+      </w:pPr>
+    </w:p>
+    <w:p>
+      <w:pPr>
+        <w:pStyle w:val="a9"/>
+        <w:ind w:left="420"/>
+      </w:pPr>
+      <w:r>
+        <w:rPr>
+          <w:rFonts w:hint="eastAsia"/>
+        </w:rPr>
+        <w:t>创新点</w:t>
+      </w:r>
+    </w:p>
+    <w:p>
+      <w:pPr>
+        <w:pStyle w:val="a9"/>
+        <w:numPr>
+          <w:ilvl w:val="0"/>
+          <w:numId w:val="6"/>
+        </w:numPr>
+      </w:pPr>
+      <w:r>
+        <w:rPr>
+          <w:rFonts w:hint="eastAsia"/>
+        </w:rPr>
+        <w:t>对实验数据进行预处理，对于报</w:t>
+      </w:r>
+      <w:proofErr w:type="gramStart"/>
+      <w:r>
+        <w:rPr>
+          <w:rFonts w:hint="eastAsia"/>
+        </w:rPr>
+        <w:t>错情况</w:t>
+      </w:r>
+      <w:proofErr w:type="gramEnd"/>
+      <w:r>
+        <w:rPr>
+          <w:rFonts w:hint="eastAsia"/>
+        </w:rPr>
+        <w:t>有更快的反应速度</w:t>
+      </w:r>
+    </w:p>
+    <w:p>
+      <w:pPr>
+        <w:pStyle w:val="a9"/>
+        <w:numPr>
+          <w:ilvl w:val="0"/>
+          <w:numId w:val="6"/>
+        </w:numPr>
+      </w:pPr>
+      <w:r>
+        <w:rPr>
+          <w:rFonts w:hint="eastAsia"/>
+        </w:rPr>
+        <w:t>略微修改前缀编码，使得对于前缀查找更加方便，</w:t>
+      </w:r>
+    </w:p>
+    <w:p>
+      <w:pPr>
+        <w:pStyle w:val="a9"/>
+        <w:ind w:left="780"/>
+      </w:pPr>
+      <w:r>
+        <w:rPr>
+          <w:rFonts w:hint="eastAsia"/>
+        </w:rPr>
+        <w:t>2.1 公共前缀表示方法的修改</w:t>
+      </w:r>
+    </w:p>
+    <w:p>
+      <w:pPr>
+        <w:pStyle w:val="a9"/>
+        <w:ind w:left="780"/>
+      </w:pPr>
+      <w:r>
+        <w:rPr>
+          <w:rFonts w:hint="eastAsia"/>
+        </w:rPr>
+        <w:t>2aa3aaa7aaccess4aacm</w:t>
+      </w:r>
+      <w:r>
+        <w:rPr>
+          <w:rFonts w:hint="eastAsia"/>
+        </w:rPr>
+        <w:t xml:space="preserve"> 在课本中会被编码为</w:t>
+      </w:r>
+      <w:r>
+        <w:rPr>
+          <w:rFonts w:hint="eastAsia"/>
+        </w:rPr>
+        <w:t>2aa*1$a5$ccess2$cm</w:t>
+      </w:r>
+    </w:p>
+    <w:p>
+      <w:pPr>
+        <w:pStyle w:val="a9"/>
+        <w:ind w:left="780"/>
+      </w:pPr>
+      <w:r>
+        <w:rPr>
+          <w:rFonts w:hint="eastAsia"/>
+        </w:rPr>
+        <w:t>公共前缀所接的第一个词的表示方法和后面的词不一样，我将其修改为一样的表示方法，</w:t>
+      </w:r>
+      <w:r>
+        <w:rPr>
+          <w:rFonts w:hint="eastAsia"/>
+          <w:highlight w:val="yellow"/>
+        </w:rPr>
+        <w:t>2</w:t>
+      </w:r>
+      <w:r>
+        <w:rPr>
+          <w:rFonts w:hint="eastAsia"/>
+        </w:rPr>
+        <w:t>aa*</w:t>
+      </w:r>
+      <w:r>
+        <w:rPr>
+          <w:rFonts w:hint="eastAsia"/>
+        </w:rPr>
+        <w:t>0$</w:t>
+      </w:r>
+      <w:r>
+        <w:rPr>
+          <w:rFonts w:hint="eastAsia"/>
+        </w:rPr>
+        <w:t>1$a5$ccess2$cm</w:t>
+      </w:r>
+    </w:p>
+    <w:p>
+      <w:pPr>
+        <w:pStyle w:val="a9"/>
+        <w:ind w:left="780"/>
+        <w:rPr>
+          <w:rFonts w:hint="eastAsia"/>
+        </w:rPr>
+      </w:pPr>
+      <w:r>
+        <w:rPr>
+          <w:rFonts w:hint="eastAsia"/>
+        </w:rPr>
+        <w:t>（第一个2代表公共前缀长度 而不是块中第一个单词的长度，第一个单词的长度是2+0=2，第二个是2+1=1……以此类推）</w:t>
+      </w:r>
+    </w:p>
+    <w:p>
+      <w:pPr>
+        <w:pStyle w:val="a9"/>
+        <w:ind w:left="780"/>
+      </w:pPr>
+    </w:p>
+    <w:p>
+      <w:pPr>
+        <w:pStyle w:val="a9"/>
+        <w:ind w:left="780"/>
+      </w:pPr>
+      <w:r>
+        <w:rPr>
+          <w:rFonts w:hint="eastAsia"/>
+        </w:rPr>
+        <w:t>2.2块中有多个公共前缀时，</w:t>
+      </w:r>
+      <w:proofErr w:type="gramStart"/>
+      <w:r>
+        <w:rPr>
+          <w:rFonts w:hint="eastAsia"/>
+        </w:rPr>
+        <w:t>如块</w:t>
+      </w:r>
+      <w:proofErr w:type="gramEnd"/>
+      <w:r>
+        <w:rPr>
+          <w:rFonts w:hint="eastAsia"/>
+        </w:rPr>
+        <w:t>3aap4bbbb4bbbc</w:t>
+      </w:r>
+      <w:r>
+        <w:rPr>
+          <w:rFonts w:hint="eastAsia"/>
+        </w:rPr>
+        <w:t>，后两个单词有公共前缀</w:t>
+      </w:r>
+      <w:proofErr w:type="spellStart"/>
+      <w:r>
+        <w:rPr>
+          <w:rFonts w:hint="eastAsia"/>
+        </w:rPr>
+        <w:t>bbb</w:t>
+      </w:r>
+      <w:proofErr w:type="spellEnd"/>
+      <w:r>
+        <w:rPr>
+          <w:rFonts w:hint="eastAsia"/>
+        </w:rPr>
+        <w:t>，前一个单词</w:t>
+      </w:r>
+      <w:r>
+        <w:rPr>
+          <w:rFonts w:hint="eastAsia"/>
+        </w:rPr>
+        <w:t>没有任何公共前缀，于是将其本身作为一个前缀，将块转化为</w:t>
+      </w:r>
+      <w:proofErr w:type="gramStart"/>
+      <w:r>
+        <w:rPr>
+          <w:rFonts w:hint="eastAsia"/>
+        </w:rPr>
+        <w:t>“</w:t>
+      </w:r>
+      <w:proofErr w:type="gramEnd"/>
+      <w:r>
+        <w:rPr>
+          <w:rFonts w:hint="eastAsia"/>
+        </w:rPr>
+        <w:t>3aap*</w:t>
+      </w:r>
+      <w:r>
+        <w:rPr>
+          <w:rFonts w:hint="eastAsia"/>
+        </w:rPr>
+        <w:t>3</w:t>
+      </w:r>
+      <w:r>
+        <w:rPr>
+          <w:rFonts w:hint="eastAsia"/>
+        </w:rPr>
+        <w:t>bbb*</w:t>
+      </w:r>
+      <w:r>
+        <w:rPr>
+          <w:rFonts w:hint="eastAsia"/>
+        </w:rPr>
+        <w:t>1$</w:t>
+      </w:r>
+      <w:r>
+        <w:rPr>
+          <w:rFonts w:hint="eastAsia"/>
+        </w:rPr>
+        <w:t>b1$c</w:t>
+      </w:r>
+      <w:proofErr w:type="gramStart"/>
+      <w:r>
+        <w:rPr>
+          <w:rFonts w:hint="eastAsia"/>
+        </w:rPr>
+        <w:t>“</w:t>
+      </w:r>
+      <w:proofErr w:type="gramEnd"/>
+      <w:r>
+        <w:rPr>
+          <w:rFonts w:hint="eastAsia"/>
+        </w:rPr>
+        <w:t>,得到这个块的公共前缀有</w:t>
+      </w:r>
+      <w:proofErr w:type="gramStart"/>
+      <w:r>
+        <w:rPr>
+          <w:rFonts w:hint="eastAsia"/>
+        </w:rPr>
+        <w:t>“</w:t>
+      </w:r>
+      <w:proofErr w:type="spellStart"/>
+      <w:proofErr w:type="gramEnd"/>
+      <w:r>
+        <w:rPr>
+          <w:rFonts w:hint="eastAsia"/>
+        </w:rPr>
+        <w:t>bbb</w:t>
+      </w:r>
+      <w:proofErr w:type="spellEnd"/>
+      <w:r>
+        <w:rPr>
+          <w:rFonts w:hint="eastAsia"/>
+        </w:rPr>
+        <w:t>“和”</w:t>
+      </w:r>
+      <w:proofErr w:type="spellStart"/>
+      <w:r>
+        <w:rPr>
+          <w:rFonts w:hint="eastAsia"/>
+        </w:rPr>
+        <w:t>aap</w:t>
+      </w:r>
+      <w:proofErr w:type="spellEnd"/>
+      <w:r>
+        <w:rPr>
+          <w:rFonts w:hint="eastAsia"/>
+        </w:rPr>
+        <w:t>“（寻找这个块内”数字+英语字符串+星号“的结构，中间的英语字符串就是前缀）。当查询到本块时，只要比较当前块的两个前缀是否被包含在查询单词中即可。</w:t>
+      </w:r>
+    </w:p>
+    <w:p>
+      <w:pPr>
+        <w:rPr>
+          <w:rFonts w:hint="eastAsia"/>
+        </w:rPr>
+      </w:pPr>
+      <w:r>
+        <w:rPr>
+          <w:rFonts w:hint="eastAsia"/>
+        </w:rPr>
+        <w:t xml:space="preserve">   3、对于不同的分块、查询时间和压缩率进行定量测量、计算</w:t>
+      </w:r>
+    </w:p>
+    <w:p/>
+    <w:p/>
+    <w:p/>
+    <w:p/>
+    <w:p/>
+    <w:p/>
+    <w:p/>
+    <w:p/>
+    <w:p/>
+    <w:p/>
+    <w:p/>
+    <w:p/>
+    <w:p/>
+    <w:p/>
+    <w:p/>
+    <w:p/>
+    <w:p/>
+    <w:p>
+      <w:pPr>
+        <w:rPr>
+          <w:rFonts w:hint="eastAsia"/>
+        </w:rPr>
+      </w:pPr>
+    </w:p>
+    <w:p/>
+    <w:p/>
+    <w:p/>
+    <w:p/>
     <w:p>
       <w:pPr>
         <w:rPr>
@@ -33,6 +1561,803 @@
     </w:sectPr>
   </w:body>
 </w:document>
+</file>
+
+<file path=word/numbering.xml><?xml version="1.0" encoding="utf-8"?>
+<w:numbering xmlns:wpc="http://schemas.microsoft.com/office/word/2010/wordprocessingCanvas" xmlns:cx="http://schemas.microsoft.com/office/drawing/2014/chartex" xmlns:cx1="http://schemas.microsoft.com/office/drawing/2015/9/8/chartex" xmlns:cx2="http://schemas.microsoft.com/office/drawing/2015/10/21/chartex" xmlns:cx3="http://schemas.microsoft.com/office/drawing/2016/5/9/chartex" xmlns:cx4="http://schemas.microsoft.com/office/drawing/2016/5/10/chartex" xmlns:cx5="http://schemas.microsoft.com/office/drawing/2016/5/11/chartex" xmlns:cx6="http://schemas.microsoft.com/office/drawing/2016/5/12/chartex" xmlns:cx7="http://schemas.microsoft.com/office/drawing/2016/5/13/chartex" xmlns:cx8="http://schemas.microsoft.com/office/drawing/2016/5/14/chartex" xmlns:mc="http://schemas.openxmlformats.org/markup-compatibility/2006" xmlns:aink="http://schemas.microsoft.com/office/drawing/2016/ink" xmlns:am3d="http://schemas.microsoft.com/office/drawing/2017/model3d" xmlns:o="urn:schemas-microsoft-com:office:office" xmlns:oel="http://schemas.microsoft.com/office/2019/extlst" xmlns:r="http://schemas.openxmlformats.org/officeDocument/2006/relationships" xmlns:m="http://schemas.openxmlformats.org/officeDocument/2006/math" xmlns:v="urn:schemas-microsoft-com:vml" xmlns:wp14="http://schemas.microsoft.com/office/word/2010/wordprocessingDrawing" xmlns:wp="http://schemas.openxmlformats.org/drawingml/2006/wordprocessingDrawing" xmlns:w10="urn:schemas-microsoft-com:office:word" xmlns:w="http://schemas.openxmlformats.org/wordprocessingml/2006/main" xmlns:w14="http://schemas.microsoft.com/office/word/2010/wordml" xmlns:w15="http://schemas.microsoft.com/office/word/2012/wordml" xmlns:w16cex="http://schemas.microsoft.com/office/word/2018/wordml/cex" xmlns:w16cid="http://schemas.microsoft.com/office/word/2016/wordml/cid" xmlns:w16="http://schemas.microsoft.com/office/word/2018/wordml" xmlns:w16du="http://schemas.microsoft.com/office/word/2023/wordml/word16du" xmlns:w16sdtdh="http://schemas.microsoft.com/office/word/2020/wordml/sdtdatahash" xmlns:w16sdtfl="http://schemas.microsoft.com/office/word/2024/wordml/sdtformatlock" xmlns:w16se="http://schemas.microsoft.com/office/word/2015/wordml/symex" xmlns:wpg="http://schemas.microsoft.com/office/word/2010/wordprocessingGroup" xmlns:wpi="http://schemas.microsoft.com/office/word/2010/wordprocessingInk" xmlns:wne="http://schemas.microsoft.com/office/word/2006/wordml" xmlns:wps="http://schemas.microsoft.com/office/word/2010/wordprocessingShape" mc:Ignorable="w14 w15 w16se w16cid w16 w16cex w16sdtdh w16sdtfl w16du wp14">
+  <w:abstractNum w:abstractNumId="0" w15:restartNumberingAfterBreak="0">
+    <w:nsid w:val="0CA42DC6"/>
+    <w:multiLevelType w:val="multilevel"/>
+    <w:tmpl w:val="7924B76A"/>
+    <w:lvl w:ilvl="0">
+      <w:start w:val="1"/>
+      <w:numFmt w:val="bullet"/>
+      <w:lvlText w:val=""/>
+      <w:lvlJc w:val="left"/>
+      <w:pPr>
+        <w:tabs>
+          <w:tab w:val="num" w:pos="720"/>
+        </w:tabs>
+        <w:ind w:left="720" w:hanging="360"/>
+      </w:pPr>
+      <w:rPr>
+        <w:rFonts w:ascii="Symbol" w:hAnsi="Symbol" w:hint="default"/>
+        <w:sz w:val="20"/>
+      </w:rPr>
+    </w:lvl>
+    <w:lvl w:ilvl="1" w:tentative="1">
+      <w:start w:val="1"/>
+      <w:numFmt w:val="bullet"/>
+      <w:lvlText w:val="o"/>
+      <w:lvlJc w:val="left"/>
+      <w:pPr>
+        <w:tabs>
+          <w:tab w:val="num" w:pos="1440"/>
+        </w:tabs>
+        <w:ind w:left="1440" w:hanging="360"/>
+      </w:pPr>
+      <w:rPr>
+        <w:rFonts w:ascii="Courier New" w:hAnsi="Courier New" w:hint="default"/>
+        <w:sz w:val="20"/>
+      </w:rPr>
+    </w:lvl>
+    <w:lvl w:ilvl="2" w:tentative="1">
+      <w:start w:val="1"/>
+      <w:numFmt w:val="bullet"/>
+      <w:lvlText w:val=""/>
+      <w:lvlJc w:val="left"/>
+      <w:pPr>
+        <w:tabs>
+          <w:tab w:val="num" w:pos="2160"/>
+        </w:tabs>
+        <w:ind w:left="2160" w:hanging="360"/>
+      </w:pPr>
+      <w:rPr>
+        <w:rFonts w:ascii="Wingdings" w:hAnsi="Wingdings" w:hint="default"/>
+        <w:sz w:val="20"/>
+      </w:rPr>
+    </w:lvl>
+    <w:lvl w:ilvl="3" w:tentative="1">
+      <w:start w:val="1"/>
+      <w:numFmt w:val="bullet"/>
+      <w:lvlText w:val=""/>
+      <w:lvlJc w:val="left"/>
+      <w:pPr>
+        <w:tabs>
+          <w:tab w:val="num" w:pos="2880"/>
+        </w:tabs>
+        <w:ind w:left="2880" w:hanging="360"/>
+      </w:pPr>
+      <w:rPr>
+        <w:rFonts w:ascii="Wingdings" w:hAnsi="Wingdings" w:hint="default"/>
+        <w:sz w:val="20"/>
+      </w:rPr>
+    </w:lvl>
+    <w:lvl w:ilvl="4" w:tentative="1">
+      <w:start w:val="1"/>
+      <w:numFmt w:val="bullet"/>
+      <w:lvlText w:val=""/>
+      <w:lvlJc w:val="left"/>
+      <w:pPr>
+        <w:tabs>
+          <w:tab w:val="num" w:pos="3600"/>
+        </w:tabs>
+        <w:ind w:left="3600" w:hanging="360"/>
+      </w:pPr>
+      <w:rPr>
+        <w:rFonts w:ascii="Wingdings" w:hAnsi="Wingdings" w:hint="default"/>
+        <w:sz w:val="20"/>
+      </w:rPr>
+    </w:lvl>
+    <w:lvl w:ilvl="5" w:tentative="1">
+      <w:start w:val="1"/>
+      <w:numFmt w:val="bullet"/>
+      <w:lvlText w:val=""/>
+      <w:lvlJc w:val="left"/>
+      <w:pPr>
+        <w:tabs>
+          <w:tab w:val="num" w:pos="4320"/>
+        </w:tabs>
+        <w:ind w:left="4320" w:hanging="360"/>
+      </w:pPr>
+      <w:rPr>
+        <w:rFonts w:ascii="Wingdings" w:hAnsi="Wingdings" w:hint="default"/>
+        <w:sz w:val="20"/>
+      </w:rPr>
+    </w:lvl>
+    <w:lvl w:ilvl="6" w:tentative="1">
+      <w:start w:val="1"/>
+      <w:numFmt w:val="bullet"/>
+      <w:lvlText w:val=""/>
+      <w:lvlJc w:val="left"/>
+      <w:pPr>
+        <w:tabs>
+          <w:tab w:val="num" w:pos="5040"/>
+        </w:tabs>
+        <w:ind w:left="5040" w:hanging="360"/>
+      </w:pPr>
+      <w:rPr>
+        <w:rFonts w:ascii="Wingdings" w:hAnsi="Wingdings" w:hint="default"/>
+        <w:sz w:val="20"/>
+      </w:rPr>
+    </w:lvl>
+    <w:lvl w:ilvl="7" w:tentative="1">
+      <w:start w:val="1"/>
+      <w:numFmt w:val="bullet"/>
+      <w:lvlText w:val=""/>
+      <w:lvlJc w:val="left"/>
+      <w:pPr>
+        <w:tabs>
+          <w:tab w:val="num" w:pos="5760"/>
+        </w:tabs>
+        <w:ind w:left="5760" w:hanging="360"/>
+      </w:pPr>
+      <w:rPr>
+        <w:rFonts w:ascii="Wingdings" w:hAnsi="Wingdings" w:hint="default"/>
+        <w:sz w:val="20"/>
+      </w:rPr>
+    </w:lvl>
+    <w:lvl w:ilvl="8" w:tentative="1">
+      <w:start w:val="1"/>
+      <w:numFmt w:val="bullet"/>
+      <w:lvlText w:val=""/>
+      <w:lvlJc w:val="left"/>
+      <w:pPr>
+        <w:tabs>
+          <w:tab w:val="num" w:pos="6480"/>
+        </w:tabs>
+        <w:ind w:left="6480" w:hanging="360"/>
+      </w:pPr>
+      <w:rPr>
+        <w:rFonts w:ascii="Wingdings" w:hAnsi="Wingdings" w:hint="default"/>
+        <w:sz w:val="20"/>
+      </w:rPr>
+    </w:lvl>
+  </w:abstractNum>
+  <w:abstractNum w:abstractNumId="1" w15:restartNumberingAfterBreak="0">
+    <w:nsid w:val="2B087D87"/>
+    <w:multiLevelType w:val="multilevel"/>
+    <w:tmpl w:val="FF9242B4"/>
+    <w:lvl w:ilvl="0">
+      <w:start w:val="1"/>
+      <w:numFmt w:val="bullet"/>
+      <w:lvlText w:val=""/>
+      <w:lvlJc w:val="left"/>
+      <w:pPr>
+        <w:tabs>
+          <w:tab w:val="num" w:pos="720"/>
+        </w:tabs>
+        <w:ind w:left="720" w:hanging="360"/>
+      </w:pPr>
+      <w:rPr>
+        <w:rFonts w:ascii="Symbol" w:hAnsi="Symbol" w:hint="default"/>
+        <w:sz w:val="20"/>
+      </w:rPr>
+    </w:lvl>
+    <w:lvl w:ilvl="1">
+      <w:start w:val="1"/>
+      <w:numFmt w:val="bullet"/>
+      <w:lvlText w:val="o"/>
+      <w:lvlJc w:val="left"/>
+      <w:pPr>
+        <w:tabs>
+          <w:tab w:val="num" w:pos="1440"/>
+        </w:tabs>
+        <w:ind w:left="1440" w:hanging="360"/>
+      </w:pPr>
+      <w:rPr>
+        <w:rFonts w:ascii="Courier New" w:hAnsi="Courier New" w:hint="default"/>
+        <w:sz w:val="20"/>
+      </w:rPr>
+    </w:lvl>
+    <w:lvl w:ilvl="2" w:tentative="1">
+      <w:start w:val="1"/>
+      <w:numFmt w:val="bullet"/>
+      <w:lvlText w:val=""/>
+      <w:lvlJc w:val="left"/>
+      <w:pPr>
+        <w:tabs>
+          <w:tab w:val="num" w:pos="2160"/>
+        </w:tabs>
+        <w:ind w:left="2160" w:hanging="360"/>
+      </w:pPr>
+      <w:rPr>
+        <w:rFonts w:ascii="Wingdings" w:hAnsi="Wingdings" w:hint="default"/>
+        <w:sz w:val="20"/>
+      </w:rPr>
+    </w:lvl>
+    <w:lvl w:ilvl="3" w:tentative="1">
+      <w:start w:val="1"/>
+      <w:numFmt w:val="bullet"/>
+      <w:lvlText w:val=""/>
+      <w:lvlJc w:val="left"/>
+      <w:pPr>
+        <w:tabs>
+          <w:tab w:val="num" w:pos="2880"/>
+        </w:tabs>
+        <w:ind w:left="2880" w:hanging="360"/>
+      </w:pPr>
+      <w:rPr>
+        <w:rFonts w:ascii="Wingdings" w:hAnsi="Wingdings" w:hint="default"/>
+        <w:sz w:val="20"/>
+      </w:rPr>
+    </w:lvl>
+    <w:lvl w:ilvl="4" w:tentative="1">
+      <w:start w:val="1"/>
+      <w:numFmt w:val="bullet"/>
+      <w:lvlText w:val=""/>
+      <w:lvlJc w:val="left"/>
+      <w:pPr>
+        <w:tabs>
+          <w:tab w:val="num" w:pos="3600"/>
+        </w:tabs>
+        <w:ind w:left="3600" w:hanging="360"/>
+      </w:pPr>
+      <w:rPr>
+        <w:rFonts w:ascii="Wingdings" w:hAnsi="Wingdings" w:hint="default"/>
+        <w:sz w:val="20"/>
+      </w:rPr>
+    </w:lvl>
+    <w:lvl w:ilvl="5" w:tentative="1">
+      <w:start w:val="1"/>
+      <w:numFmt w:val="bullet"/>
+      <w:lvlText w:val=""/>
+      <w:lvlJc w:val="left"/>
+      <w:pPr>
+        <w:tabs>
+          <w:tab w:val="num" w:pos="4320"/>
+        </w:tabs>
+        <w:ind w:left="4320" w:hanging="360"/>
+      </w:pPr>
+      <w:rPr>
+        <w:rFonts w:ascii="Wingdings" w:hAnsi="Wingdings" w:hint="default"/>
+        <w:sz w:val="20"/>
+      </w:rPr>
+    </w:lvl>
+    <w:lvl w:ilvl="6" w:tentative="1">
+      <w:start w:val="1"/>
+      <w:numFmt w:val="bullet"/>
+      <w:lvlText w:val=""/>
+      <w:lvlJc w:val="left"/>
+      <w:pPr>
+        <w:tabs>
+          <w:tab w:val="num" w:pos="5040"/>
+        </w:tabs>
+        <w:ind w:left="5040" w:hanging="360"/>
+      </w:pPr>
+      <w:rPr>
+        <w:rFonts w:ascii="Wingdings" w:hAnsi="Wingdings" w:hint="default"/>
+        <w:sz w:val="20"/>
+      </w:rPr>
+    </w:lvl>
+    <w:lvl w:ilvl="7" w:tentative="1">
+      <w:start w:val="1"/>
+      <w:numFmt w:val="bullet"/>
+      <w:lvlText w:val=""/>
+      <w:lvlJc w:val="left"/>
+      <w:pPr>
+        <w:tabs>
+          <w:tab w:val="num" w:pos="5760"/>
+        </w:tabs>
+        <w:ind w:left="5760" w:hanging="360"/>
+      </w:pPr>
+      <w:rPr>
+        <w:rFonts w:ascii="Wingdings" w:hAnsi="Wingdings" w:hint="default"/>
+        <w:sz w:val="20"/>
+      </w:rPr>
+    </w:lvl>
+    <w:lvl w:ilvl="8" w:tentative="1">
+      <w:start w:val="1"/>
+      <w:numFmt w:val="bullet"/>
+      <w:lvlText w:val=""/>
+      <w:lvlJc w:val="left"/>
+      <w:pPr>
+        <w:tabs>
+          <w:tab w:val="num" w:pos="6480"/>
+        </w:tabs>
+        <w:ind w:left="6480" w:hanging="360"/>
+      </w:pPr>
+      <w:rPr>
+        <w:rFonts w:ascii="Wingdings" w:hAnsi="Wingdings" w:hint="default"/>
+        <w:sz w:val="20"/>
+      </w:rPr>
+    </w:lvl>
+  </w:abstractNum>
+  <w:abstractNum w:abstractNumId="2" w15:restartNumberingAfterBreak="0">
+    <w:nsid w:val="3487698C"/>
+    <w:multiLevelType w:val="hybridMultilevel"/>
+    <w:tmpl w:val="40C41ED6"/>
+    <w:lvl w:ilvl="0" w:tplc="53C88BB0">
+      <w:start w:val="1"/>
+      <w:numFmt w:val="japaneseCounting"/>
+      <w:lvlText w:val="%1、"/>
+      <w:lvlJc w:val="left"/>
+      <w:pPr>
+        <w:ind w:left="420" w:hanging="420"/>
+      </w:pPr>
+      <w:rPr>
+        <w:rFonts w:hint="default"/>
+      </w:rPr>
+    </w:lvl>
+    <w:lvl w:ilvl="1" w:tplc="04090019" w:tentative="1">
+      <w:start w:val="1"/>
+      <w:numFmt w:val="lowerLetter"/>
+      <w:lvlText w:val="%2)"/>
+      <w:lvlJc w:val="left"/>
+      <w:pPr>
+        <w:ind w:left="880" w:hanging="440"/>
+      </w:pPr>
+    </w:lvl>
+    <w:lvl w:ilvl="2" w:tplc="0409001B" w:tentative="1">
+      <w:start w:val="1"/>
+      <w:numFmt w:val="lowerRoman"/>
+      <w:lvlText w:val="%3."/>
+      <w:lvlJc w:val="right"/>
+      <w:pPr>
+        <w:ind w:left="1320" w:hanging="440"/>
+      </w:pPr>
+    </w:lvl>
+    <w:lvl w:ilvl="3" w:tplc="0409000F" w:tentative="1">
+      <w:start w:val="1"/>
+      <w:numFmt w:val="decimal"/>
+      <w:lvlText w:val="%4."/>
+      <w:lvlJc w:val="left"/>
+      <w:pPr>
+        <w:ind w:left="1760" w:hanging="440"/>
+      </w:pPr>
+    </w:lvl>
+    <w:lvl w:ilvl="4" w:tplc="04090019" w:tentative="1">
+      <w:start w:val="1"/>
+      <w:numFmt w:val="lowerLetter"/>
+      <w:lvlText w:val="%5)"/>
+      <w:lvlJc w:val="left"/>
+      <w:pPr>
+        <w:ind w:left="2200" w:hanging="440"/>
+      </w:pPr>
+    </w:lvl>
+    <w:lvl w:ilvl="5" w:tplc="0409001B" w:tentative="1">
+      <w:start w:val="1"/>
+      <w:numFmt w:val="lowerRoman"/>
+      <w:lvlText w:val="%6."/>
+      <w:lvlJc w:val="right"/>
+      <w:pPr>
+        <w:ind w:left="2640" w:hanging="440"/>
+      </w:pPr>
+    </w:lvl>
+    <w:lvl w:ilvl="6" w:tplc="0409000F" w:tentative="1">
+      <w:start w:val="1"/>
+      <w:numFmt w:val="decimal"/>
+      <w:lvlText w:val="%7."/>
+      <w:lvlJc w:val="left"/>
+      <w:pPr>
+        <w:ind w:left="3080" w:hanging="440"/>
+      </w:pPr>
+    </w:lvl>
+    <w:lvl w:ilvl="7" w:tplc="04090019" w:tentative="1">
+      <w:start w:val="1"/>
+      <w:numFmt w:val="lowerLetter"/>
+      <w:lvlText w:val="%8)"/>
+      <w:lvlJc w:val="left"/>
+      <w:pPr>
+        <w:ind w:left="3520" w:hanging="440"/>
+      </w:pPr>
+    </w:lvl>
+    <w:lvl w:ilvl="8" w:tplc="0409001B" w:tentative="1">
+      <w:start w:val="1"/>
+      <w:numFmt w:val="lowerRoman"/>
+      <w:lvlText w:val="%9."/>
+      <w:lvlJc w:val="right"/>
+      <w:pPr>
+        <w:ind w:left="3960" w:hanging="440"/>
+      </w:pPr>
+    </w:lvl>
+  </w:abstractNum>
+  <w:abstractNum w:abstractNumId="3" w15:restartNumberingAfterBreak="0">
+    <w:nsid w:val="35583DDB"/>
+    <w:multiLevelType w:val="multilevel"/>
+    <w:tmpl w:val="88E40308"/>
+    <w:lvl w:ilvl="0">
+      <w:start w:val="1"/>
+      <w:numFmt w:val="bullet"/>
+      <w:lvlText w:val=""/>
+      <w:lvlJc w:val="left"/>
+      <w:pPr>
+        <w:tabs>
+          <w:tab w:val="num" w:pos="720"/>
+        </w:tabs>
+        <w:ind w:left="720" w:hanging="360"/>
+      </w:pPr>
+      <w:rPr>
+        <w:rFonts w:ascii="Symbol" w:hAnsi="Symbol" w:hint="default"/>
+        <w:sz w:val="20"/>
+      </w:rPr>
+    </w:lvl>
+    <w:lvl w:ilvl="1" w:tentative="1">
+      <w:start w:val="1"/>
+      <w:numFmt w:val="bullet"/>
+      <w:lvlText w:val="o"/>
+      <w:lvlJc w:val="left"/>
+      <w:pPr>
+        <w:tabs>
+          <w:tab w:val="num" w:pos="1440"/>
+        </w:tabs>
+        <w:ind w:left="1440" w:hanging="360"/>
+      </w:pPr>
+      <w:rPr>
+        <w:rFonts w:ascii="Courier New" w:hAnsi="Courier New" w:hint="default"/>
+        <w:sz w:val="20"/>
+      </w:rPr>
+    </w:lvl>
+    <w:lvl w:ilvl="2" w:tentative="1">
+      <w:start w:val="1"/>
+      <w:numFmt w:val="bullet"/>
+      <w:lvlText w:val=""/>
+      <w:lvlJc w:val="left"/>
+      <w:pPr>
+        <w:tabs>
+          <w:tab w:val="num" w:pos="2160"/>
+        </w:tabs>
+        <w:ind w:left="2160" w:hanging="360"/>
+      </w:pPr>
+      <w:rPr>
+        <w:rFonts w:ascii="Wingdings" w:hAnsi="Wingdings" w:hint="default"/>
+        <w:sz w:val="20"/>
+      </w:rPr>
+    </w:lvl>
+    <w:lvl w:ilvl="3" w:tentative="1">
+      <w:start w:val="1"/>
+      <w:numFmt w:val="bullet"/>
+      <w:lvlText w:val=""/>
+      <w:lvlJc w:val="left"/>
+      <w:pPr>
+        <w:tabs>
+          <w:tab w:val="num" w:pos="2880"/>
+        </w:tabs>
+        <w:ind w:left="2880" w:hanging="360"/>
+      </w:pPr>
+      <w:rPr>
+        <w:rFonts w:ascii="Wingdings" w:hAnsi="Wingdings" w:hint="default"/>
+        <w:sz w:val="20"/>
+      </w:rPr>
+    </w:lvl>
+    <w:lvl w:ilvl="4" w:tentative="1">
+      <w:start w:val="1"/>
+      <w:numFmt w:val="bullet"/>
+      <w:lvlText w:val=""/>
+      <w:lvlJc w:val="left"/>
+      <w:pPr>
+        <w:tabs>
+          <w:tab w:val="num" w:pos="3600"/>
+        </w:tabs>
+        <w:ind w:left="3600" w:hanging="360"/>
+      </w:pPr>
+      <w:rPr>
+        <w:rFonts w:ascii="Wingdings" w:hAnsi="Wingdings" w:hint="default"/>
+        <w:sz w:val="20"/>
+      </w:rPr>
+    </w:lvl>
+    <w:lvl w:ilvl="5" w:tentative="1">
+      <w:start w:val="1"/>
+      <w:numFmt w:val="bullet"/>
+      <w:lvlText w:val=""/>
+      <w:lvlJc w:val="left"/>
+      <w:pPr>
+        <w:tabs>
+          <w:tab w:val="num" w:pos="4320"/>
+        </w:tabs>
+        <w:ind w:left="4320" w:hanging="360"/>
+      </w:pPr>
+      <w:rPr>
+        <w:rFonts w:ascii="Wingdings" w:hAnsi="Wingdings" w:hint="default"/>
+        <w:sz w:val="20"/>
+      </w:rPr>
+    </w:lvl>
+    <w:lvl w:ilvl="6" w:tentative="1">
+      <w:start w:val="1"/>
+      <w:numFmt w:val="bullet"/>
+      <w:lvlText w:val=""/>
+      <w:lvlJc w:val="left"/>
+      <w:pPr>
+        <w:tabs>
+          <w:tab w:val="num" w:pos="5040"/>
+        </w:tabs>
+        <w:ind w:left="5040" w:hanging="360"/>
+      </w:pPr>
+      <w:rPr>
+        <w:rFonts w:ascii="Wingdings" w:hAnsi="Wingdings" w:hint="default"/>
+        <w:sz w:val="20"/>
+      </w:rPr>
+    </w:lvl>
+    <w:lvl w:ilvl="7" w:tentative="1">
+      <w:start w:val="1"/>
+      <w:numFmt w:val="bullet"/>
+      <w:lvlText w:val=""/>
+      <w:lvlJc w:val="left"/>
+      <w:pPr>
+        <w:tabs>
+          <w:tab w:val="num" w:pos="5760"/>
+        </w:tabs>
+        <w:ind w:left="5760" w:hanging="360"/>
+      </w:pPr>
+      <w:rPr>
+        <w:rFonts w:ascii="Wingdings" w:hAnsi="Wingdings" w:hint="default"/>
+        <w:sz w:val="20"/>
+      </w:rPr>
+    </w:lvl>
+    <w:lvl w:ilvl="8" w:tentative="1">
+      <w:start w:val="1"/>
+      <w:numFmt w:val="bullet"/>
+      <w:lvlText w:val=""/>
+      <w:lvlJc w:val="left"/>
+      <w:pPr>
+        <w:tabs>
+          <w:tab w:val="num" w:pos="6480"/>
+        </w:tabs>
+        <w:ind w:left="6480" w:hanging="360"/>
+      </w:pPr>
+      <w:rPr>
+        <w:rFonts w:ascii="Wingdings" w:hAnsi="Wingdings" w:hint="default"/>
+        <w:sz w:val="20"/>
+      </w:rPr>
+    </w:lvl>
+  </w:abstractNum>
+  <w:abstractNum w:abstractNumId="4" w15:restartNumberingAfterBreak="0">
+    <w:nsid w:val="431C56FB"/>
+    <w:multiLevelType w:val="hybridMultilevel"/>
+    <w:tmpl w:val="E60CEF5E"/>
+    <w:lvl w:ilvl="0" w:tplc="1E10CF22">
+      <w:start w:val="1"/>
+      <w:numFmt w:val="decimal"/>
+      <w:lvlText w:val="%1、"/>
+      <w:lvlJc w:val="left"/>
+      <w:pPr>
+        <w:ind w:left="780" w:hanging="360"/>
+      </w:pPr>
+      <w:rPr>
+        <w:rFonts w:hint="default"/>
+      </w:rPr>
+    </w:lvl>
+    <w:lvl w:ilvl="1" w:tplc="04090019" w:tentative="1">
+      <w:start w:val="1"/>
+      <w:numFmt w:val="lowerLetter"/>
+      <w:lvlText w:val="%2)"/>
+      <w:lvlJc w:val="left"/>
+      <w:pPr>
+        <w:ind w:left="1300" w:hanging="440"/>
+      </w:pPr>
+    </w:lvl>
+    <w:lvl w:ilvl="2" w:tplc="0409001B" w:tentative="1">
+      <w:start w:val="1"/>
+      <w:numFmt w:val="lowerRoman"/>
+      <w:lvlText w:val="%3."/>
+      <w:lvlJc w:val="right"/>
+      <w:pPr>
+        <w:ind w:left="1740" w:hanging="440"/>
+      </w:pPr>
+    </w:lvl>
+    <w:lvl w:ilvl="3" w:tplc="0409000F" w:tentative="1">
+      <w:start w:val="1"/>
+      <w:numFmt w:val="decimal"/>
+      <w:lvlText w:val="%4."/>
+      <w:lvlJc w:val="left"/>
+      <w:pPr>
+        <w:ind w:left="2180" w:hanging="440"/>
+      </w:pPr>
+    </w:lvl>
+    <w:lvl w:ilvl="4" w:tplc="04090019" w:tentative="1">
+      <w:start w:val="1"/>
+      <w:numFmt w:val="lowerLetter"/>
+      <w:lvlText w:val="%5)"/>
+      <w:lvlJc w:val="left"/>
+      <w:pPr>
+        <w:ind w:left="2620" w:hanging="440"/>
+      </w:pPr>
+    </w:lvl>
+    <w:lvl w:ilvl="5" w:tplc="0409001B" w:tentative="1">
+      <w:start w:val="1"/>
+      <w:numFmt w:val="lowerRoman"/>
+      <w:lvlText w:val="%6."/>
+      <w:lvlJc w:val="right"/>
+      <w:pPr>
+        <w:ind w:left="3060" w:hanging="440"/>
+      </w:pPr>
+    </w:lvl>
+    <w:lvl w:ilvl="6" w:tplc="0409000F" w:tentative="1">
+      <w:start w:val="1"/>
+      <w:numFmt w:val="decimal"/>
+      <w:lvlText w:val="%7."/>
+      <w:lvlJc w:val="left"/>
+      <w:pPr>
+        <w:ind w:left="3500" w:hanging="440"/>
+      </w:pPr>
+    </w:lvl>
+    <w:lvl w:ilvl="7" w:tplc="04090019" w:tentative="1">
+      <w:start w:val="1"/>
+      <w:numFmt w:val="lowerLetter"/>
+      <w:lvlText w:val="%8)"/>
+      <w:lvlJc w:val="left"/>
+      <w:pPr>
+        <w:ind w:left="3940" w:hanging="440"/>
+      </w:pPr>
+    </w:lvl>
+    <w:lvl w:ilvl="8" w:tplc="0409001B" w:tentative="1">
+      <w:start w:val="1"/>
+      <w:numFmt w:val="lowerRoman"/>
+      <w:lvlText w:val="%9."/>
+      <w:lvlJc w:val="right"/>
+      <w:pPr>
+        <w:ind w:left="4380" w:hanging="440"/>
+      </w:pPr>
+    </w:lvl>
+  </w:abstractNum>
+  <w:abstractNum w:abstractNumId="5" w15:restartNumberingAfterBreak="0">
+    <w:nsid w:val="78A81087"/>
+    <w:multiLevelType w:val="multilevel"/>
+    <w:tmpl w:val="9C60A60A"/>
+    <w:lvl w:ilvl="0">
+      <w:start w:val="1"/>
+      <w:numFmt w:val="bullet"/>
+      <w:lvlText w:val=""/>
+      <w:lvlJc w:val="left"/>
+      <w:pPr>
+        <w:tabs>
+          <w:tab w:val="num" w:pos="720"/>
+        </w:tabs>
+        <w:ind w:left="720" w:hanging="360"/>
+      </w:pPr>
+      <w:rPr>
+        <w:rFonts w:ascii="Symbol" w:hAnsi="Symbol" w:hint="default"/>
+        <w:sz w:val="20"/>
+      </w:rPr>
+    </w:lvl>
+    <w:lvl w:ilvl="1" w:tentative="1">
+      <w:start w:val="1"/>
+      <w:numFmt w:val="bullet"/>
+      <w:lvlText w:val="o"/>
+      <w:lvlJc w:val="left"/>
+      <w:pPr>
+        <w:tabs>
+          <w:tab w:val="num" w:pos="1440"/>
+        </w:tabs>
+        <w:ind w:left="1440" w:hanging="360"/>
+      </w:pPr>
+      <w:rPr>
+        <w:rFonts w:ascii="Courier New" w:hAnsi="Courier New" w:hint="default"/>
+        <w:sz w:val="20"/>
+      </w:rPr>
+    </w:lvl>
+    <w:lvl w:ilvl="2" w:tentative="1">
+      <w:start w:val="1"/>
+      <w:numFmt w:val="bullet"/>
+      <w:lvlText w:val=""/>
+      <w:lvlJc w:val="left"/>
+      <w:pPr>
+        <w:tabs>
+          <w:tab w:val="num" w:pos="2160"/>
+        </w:tabs>
+        <w:ind w:left="2160" w:hanging="360"/>
+      </w:pPr>
+      <w:rPr>
+        <w:rFonts w:ascii="Wingdings" w:hAnsi="Wingdings" w:hint="default"/>
+        <w:sz w:val="20"/>
+      </w:rPr>
+    </w:lvl>
+    <w:lvl w:ilvl="3" w:tentative="1">
+      <w:start w:val="1"/>
+      <w:numFmt w:val="bullet"/>
+      <w:lvlText w:val=""/>
+      <w:lvlJc w:val="left"/>
+      <w:pPr>
+        <w:tabs>
+          <w:tab w:val="num" w:pos="2880"/>
+        </w:tabs>
+        <w:ind w:left="2880" w:hanging="360"/>
+      </w:pPr>
+      <w:rPr>
+        <w:rFonts w:ascii="Wingdings" w:hAnsi="Wingdings" w:hint="default"/>
+        <w:sz w:val="20"/>
+      </w:rPr>
+    </w:lvl>
+    <w:lvl w:ilvl="4" w:tentative="1">
+      <w:start w:val="1"/>
+      <w:numFmt w:val="bullet"/>
+      <w:lvlText w:val=""/>
+      <w:lvlJc w:val="left"/>
+      <w:pPr>
+        <w:tabs>
+          <w:tab w:val="num" w:pos="3600"/>
+        </w:tabs>
+        <w:ind w:left="3600" w:hanging="360"/>
+      </w:pPr>
+      <w:rPr>
+        <w:rFonts w:ascii="Wingdings" w:hAnsi="Wingdings" w:hint="default"/>
+        <w:sz w:val="20"/>
+      </w:rPr>
+    </w:lvl>
+    <w:lvl w:ilvl="5" w:tentative="1">
+      <w:start w:val="1"/>
+      <w:numFmt w:val="bullet"/>
+      <w:lvlText w:val=""/>
+      <w:lvlJc w:val="left"/>
+      <w:pPr>
+        <w:tabs>
+          <w:tab w:val="num" w:pos="4320"/>
+        </w:tabs>
+        <w:ind w:left="4320" w:hanging="360"/>
+      </w:pPr>
+      <w:rPr>
+        <w:rFonts w:ascii="Wingdings" w:hAnsi="Wingdings" w:hint="default"/>
+        <w:sz w:val="20"/>
+      </w:rPr>
+    </w:lvl>
+    <w:lvl w:ilvl="6" w:tentative="1">
+      <w:start w:val="1"/>
+      <w:numFmt w:val="bullet"/>
+      <w:lvlText w:val=""/>
+      <w:lvlJc w:val="left"/>
+      <w:pPr>
+        <w:tabs>
+          <w:tab w:val="num" w:pos="5040"/>
+        </w:tabs>
+        <w:ind w:left="5040" w:hanging="360"/>
+      </w:pPr>
+      <w:rPr>
+        <w:rFonts w:ascii="Wingdings" w:hAnsi="Wingdings" w:hint="default"/>
+        <w:sz w:val="20"/>
+      </w:rPr>
+    </w:lvl>
+    <w:lvl w:ilvl="7" w:tentative="1">
+      <w:start w:val="1"/>
+      <w:numFmt w:val="bullet"/>
+      <w:lvlText w:val=""/>
+      <w:lvlJc w:val="left"/>
+      <w:pPr>
+        <w:tabs>
+          <w:tab w:val="num" w:pos="5760"/>
+        </w:tabs>
+        <w:ind w:left="5760" w:hanging="360"/>
+      </w:pPr>
+      <w:rPr>
+        <w:rFonts w:ascii="Wingdings" w:hAnsi="Wingdings" w:hint="default"/>
+        <w:sz w:val="20"/>
+      </w:rPr>
+    </w:lvl>
+    <w:lvl w:ilvl="8" w:tentative="1">
+      <w:start w:val="1"/>
+      <w:numFmt w:val="bullet"/>
+      <w:lvlText w:val=""/>
+      <w:lvlJc w:val="left"/>
+      <w:pPr>
+        <w:tabs>
+          <w:tab w:val="num" w:pos="6480"/>
+        </w:tabs>
+        <w:ind w:left="6480" w:hanging="360"/>
+      </w:pPr>
+      <w:rPr>
+        <w:rFonts w:ascii="Wingdings" w:hAnsi="Wingdings" w:hint="default"/>
+        <w:sz w:val="20"/>
+      </w:rPr>
+    </w:lvl>
+  </w:abstractNum>
+  <w:num w:numId="1" w16cid:durableId="676927783">
+    <w:abstractNumId w:val="2"/>
+  </w:num>
+  <w:num w:numId="2" w16cid:durableId="1554465120">
+    <w:abstractNumId w:val="3"/>
+  </w:num>
+  <w:num w:numId="3" w16cid:durableId="803305663">
+    <w:abstractNumId w:val="1"/>
+  </w:num>
+  <w:num w:numId="4" w16cid:durableId="1037461987">
+    <w:abstractNumId w:val="5"/>
+  </w:num>
+  <w:num w:numId="5" w16cid:durableId="14968672">
+    <w:abstractNumId w:val="0"/>
+  </w:num>
+  <w:num w:numId="6" w16cid:durableId="1305816530">
+    <w:abstractNumId w:val="4"/>
+  </w:num>
+</w:numbering>
 </file>
 
 <file path=word/styles.xml><?xml version="1.0" encoding="utf-8"?>
@@ -638,7 +2963,6 @@
   <w:style w:type="character" w:default="1" w:styleId="a0">
     <w:name w:val="Default Paragraph Font"/>
     <w:uiPriority w:val="1"/>
-    <w:semiHidden/>
     <w:unhideWhenUsed/>
   </w:style>
   <w:style w:type="table" w:default="1" w:styleId="a1">
@@ -957,6 +3281,29 @@
       <w:spacing w:val="5"/>
     </w:rPr>
   </w:style>
+  <w:style w:type="character" w:styleId="ae">
+    <w:name w:val="Hyperlink"/>
+    <w:basedOn w:val="a0"/>
+    <w:uiPriority w:val="99"/>
+    <w:unhideWhenUsed/>
+    <w:rsid w:val="0059335A"/>
+    <w:rPr>
+      <w:color w:val="467886" w:themeColor="hyperlink"/>
+      <w:u w:val="single"/>
+    </w:rPr>
+  </w:style>
+  <w:style w:type="character" w:styleId="af">
+    <w:name w:val="Unresolved Mention"/>
+    <w:basedOn w:val="a0"/>
+    <w:uiPriority w:val="99"/>
+    <w:semiHidden/>
+    <w:unhideWhenUsed/>
+    <w:rsid w:val="0059335A"/>
+    <w:rPr>
+      <w:color w:val="605E5C"/>
+      <w:shd w:val="clear" w:color="auto" w:fill="E1DFDD"/>
+    </w:rPr>
+  </w:style>
 </w:styles>
 </file>
 
